--- a/cahier-des-charges-vigie.docx
+++ b/cahier-des-charges-vigie.docx
@@ -813,6 +813,60 @@
     </w:p>
     <w:p>
       <w:pPr>
+        <w:pStyle w:val="Heading2"/>
+      </w:pPr>
+      <w:r>
+        <w:t>4.3 Suivi d'usage et diagnostics visiteurs (nouvelle évolution, hors MVP)</w:t>
+      </w:r>
+    </w:p>
+    <w:p>
+      <w:r>
+        <w:t>Contrairement aux fonctionnalités ci-dessus qui mesurent la disponibilité du site depuis l'extérieur, cette évolution nécessite l'intégration d'un script de suivi (tag JavaScript) directement sur le site du client pour observer l'activité réelle des visiteurs :</w:t>
+      </w:r>
+    </w:p>
+    <w:p>
+      <w:pPr>
+        <w:pStyle w:val="ListParagraph"/>
+        <w:numPr>
+          <w:ilvl w:val="0"/>
+          <w:numId w:val="2"/>
+        </w:numPr>
+      </w:pPr>
+      <w:r>
+        <w:t>Nombre de visiteurs / appareils actifs sur le site (fréquentation en temps réel et historique)</w:t>
+      </w:r>
+    </w:p>
+    <w:p>
+      <w:pPr>
+        <w:pStyle w:val="ListParagraph"/>
+        <w:numPr>
+          <w:ilvl w:val="0"/>
+          <w:numId w:val="2"/>
+        </w:numPr>
+      </w:pPr>
+      <w:r>
+        <w:t>Suivi basique du comportement des utilisateurs (pages consultées, parcours de navigation)</w:t>
+      </w:r>
+    </w:p>
+    <w:p>
+      <w:pPr>
+        <w:pStyle w:val="ListParagraph"/>
+        <w:numPr>
+          <w:ilvl w:val="0"/>
+          <w:numId w:val="2"/>
+        </w:numPr>
+      </w:pPr>
+      <w:r>
+        <w:t>Détection des erreurs JavaScript rencontrées par les visiteurs (error tracking côté client)</w:t>
+      </w:r>
+    </w:p>
+    <w:p>
+      <w:r>
+        <w:t>Ces fonctionnalités relèvent d'une autre famille d'outils (analytics et error-tracking) que la supervision de disponibilité, et nécessitent une architecture différente : SDK/script à intégrer sur le site du client, API de collecte d'événements, et gestion du consentement (données personnelles des visiteurs).</w:t>
+      </w:r>
+    </w:p>
+    <w:p>
+      <w:pPr>
         <w:pStyle w:val="Heading1"/>
         <w:spacing w:after="180" w:before="360"/>
       </w:pPr>
@@ -1319,6 +1373,18 @@
     </w:p>
     <w:p>
       <w:pPr>
+        <w:pStyle w:val="ListParagraph"/>
+        <w:numPr>
+          <w:ilvl w:val="0"/>
+          <w:numId w:val="2"/>
+        </w:numPr>
+      </w:pPr>
+      <w:r>
+        <w:t>Ajout d'un script de tracking client (SDK JS) et d'une API de collecte d'événements pour le suivi de fréquentation et la détection d'erreurs</w:t>
+      </w:r>
+    </w:p>
+    <w:p>
+      <w:pPr>
         <w:pStyle w:val="Heading1"/>
         <w:spacing w:after="180" w:before="360"/>
       </w:pPr>
@@ -1465,7 +1531,7 @@
                 <w:b w:val="false"/>
                 <w:bCs w:val="false"/>
               </w:rPr>
-              <w:t xml:space="preserve">1 site, vérification toutes les 5 min, alertes email</w:t>
+              <w:t>5 sites, vérification toutes les 5 min, alertes email</w:t>
             </w:r>
           </w:p>
         </w:tc>
@@ -2237,6 +2303,18 @@
       </w:pPr>
       <w:r>
         <w:t xml:space="preserve">La dépendance à une API WhatsApp/SMS tierce implique un coût variable à anticiper dans le pricing.</w:t>
+      </w:r>
+    </w:p>
+    <w:p>
+      <w:pPr>
+        <w:pStyle w:val="ListParagraph"/>
+        <w:numPr>
+          <w:ilvl w:val="0"/>
+          <w:numId w:val="2"/>
+        </w:numPr>
+      </w:pPr>
+      <w:r>
+        <w:t>Le suivi des visiteurs (appareils, comportement, erreurs) implique la collecte de données personnelles : nécessite une politique de confidentialité claire et un mécanisme de consentement (bannière cookies) avant tout déploiement de ce script sur les sites clients.</w:t>
       </w:r>
     </w:p>
     <w:sectPr>

--- a/cahier-des-charges-vigie.docx
+++ b/cahier-des-charges-vigie.docx
@@ -863,6 +863,187 @@
     <w:p>
       <w:r>
         <w:t>Ces fonctionnalités relèvent d'une autre famille d'outils (analytics et error-tracking) que la supervision de disponibilité, et nécessitent une architecture différente : SDK/script à intégrer sur le site du client, API de collecte d'événements, et gestion du consentement (données personnelles des visiteurs).</w:t>
+      </w:r>
+    </w:p>
+    <w:p>
+      <w:pPr>
+        <w:pStyle w:val="Heading2"/>
+      </w:pPr>
+      <w:r>
+        <w:t>4.4 Monitoring de performance et de résilience applicative (nouvelle évolution, hors MVP)</w:t>
+      </w:r>
+    </w:p>
+    <w:p>
+      <w:r>
+        <w:t>Le monitoring ne se limite pas à détecter les pannes : il permet aussi de prévenir les incidents en observant les signaux de dégradation avant qu'ils ne deviennent bloquants pour l'utilisateur.</w:t>
+      </w:r>
+    </w:p>
+    <w:p>
+      <w:pPr>
+        <w:pStyle w:val="Heading3"/>
+      </w:pPr>
+      <w:r>
+        <w:t>a) Extensions du script de suivi déjà en place (mesure côté navigateur réel — RUM)</w:t>
+      </w:r>
+    </w:p>
+    <w:p>
+      <w:pPr>
+        <w:pStyle w:val="ListParagraph"/>
+        <w:numPr>
+          <w:ilvl w:val="0"/>
+          <w:numId w:val="2"/>
+        </w:numPr>
+      </w:pPr>
+      <w:r>
+        <w:t>Temps de chargement réel des pages (indicateurs Web Vitals : affichage, interactivité, stabilité visuelle)</w:t>
+      </w:r>
+    </w:p>
+    <w:p>
+      <w:pPr>
+        <w:pStyle w:val="ListParagraph"/>
+        <w:numPr>
+          <w:ilvl w:val="0"/>
+          <w:numId w:val="2"/>
+        </w:numPr>
+      </w:pPr>
+      <w:r>
+        <w:t>Rapidité d'exécution des scripts, temps de chargement des images et des appels API côté client</w:t>
+      </w:r>
+    </w:p>
+    <w:p>
+      <w:pPr>
+        <w:pStyle w:val="ListParagraph"/>
+        <w:numPr>
+          <w:ilvl w:val="0"/>
+          <w:numId w:val="2"/>
+        </w:numPr>
+      </w:pPr>
+      <w:r>
+        <w:t>Détection des erreurs réseau visibles depuis le navigateur (appels fetch/XHR en échec avec leur code HTTP, images ou ressources qui ne chargent pas), en complément des erreurs JavaScript déjà suivies — limité à ce qui est observable côté client, pas les logs internes du serveur</w:t>
+      </w:r>
+    </w:p>
+    <w:p>
+      <w:pPr>
+        <w:pStyle w:val="Heading3"/>
+      </w:pPr>
+      <w:r>
+        <w:t>b) Extensions du moteur de vérification existant (mesure côté serveur)</w:t>
+      </w:r>
+    </w:p>
+    <w:p>
+      <w:pPr>
+        <w:pStyle w:val="ListParagraph"/>
+        <w:numPr>
+          <w:ilvl w:val="0"/>
+          <w:numId w:val="2"/>
+        </w:numPr>
+      </w:pPr>
+      <w:r>
+        <w:t>Distinction des erreurs serveur (HTTP 5xx) des autres types de panne</w:t>
+      </w:r>
+    </w:p>
+    <w:p>
+      <w:pPr>
+        <w:pStyle w:val="ListParagraph"/>
+        <w:numPr>
+          <w:ilvl w:val="0"/>
+          <w:numId w:val="2"/>
+        </w:numPr>
+      </w:pPr>
+      <w:r>
+        <w:t>Suivi de la réactivité des composants applicatifs (API, back-end) avec seuils de latence configurables par endpoint</w:t>
+      </w:r>
+    </w:p>
+    <w:p>
+      <w:pPr>
+        <w:pStyle w:val="ListParagraph"/>
+        <w:numPr>
+          <w:ilvl w:val="0"/>
+          <w:numId w:val="2"/>
+        </w:numPr>
+      </w:pPr>
+      <w:r>
+        <w:t>Détection précoce des lenteurs progressives, avant qu'elles ne deviennent bloquantes</w:t>
+      </w:r>
+    </w:p>
+    <w:p>
+      <w:pPr>
+        <w:pStyle w:val="Heading3"/>
+      </w:pPr>
+      <w:r>
+        <w:t>c) Nouveaux chantiers (architecture à concevoir)</w:t>
+      </w:r>
+    </w:p>
+    <w:p>
+      <w:pPr>
+        <w:pStyle w:val="ListParagraph"/>
+        <w:numPr>
+          <w:ilvl w:val="0"/>
+          <w:numId w:val="2"/>
+        </w:numPr>
+      </w:pPr>
+      <w:r>
+        <w:t>Tests synthétiques de parcours utilisateurs critiques (ex. tunnel de commande, formulaire de contact) : nécessite un moteur d'automatisation capable de rejouer un scénario multi-étapes</w:t>
+      </w:r>
+    </w:p>
+    <w:p>
+      <w:pPr>
+        <w:pStyle w:val="ListParagraph"/>
+        <w:numPr>
+          <w:ilvl w:val="0"/>
+          <w:numId w:val="2"/>
+        </w:numPr>
+      </w:pPr>
+      <w:r>
+        <w:t>Tests de rendu responsive / affichage mobile</w:t>
+      </w:r>
+    </w:p>
+    <w:p>
+      <w:pPr>
+        <w:pStyle w:val="ListParagraph"/>
+        <w:numPr>
+          <w:ilvl w:val="0"/>
+          <w:numId w:val="2"/>
+        </w:numPr>
+      </w:pPr>
+      <w:r>
+        <w:t>Observation des pics de trafic et anomalies de performance (à partir des données de fréquentation déjà collectées)</w:t>
+      </w:r>
+    </w:p>
+    <w:p>
+      <w:pPr>
+        <w:pStyle w:val="ListParagraph"/>
+        <w:numPr>
+          <w:ilvl w:val="0"/>
+          <w:numId w:val="2"/>
+        </w:numPr>
+      </w:pPr>
+      <w:r>
+        <w:t>Identification des pages ou modules les plus coûteux en ressources</w:t>
+      </w:r>
+    </w:p>
+    <w:p>
+      <w:pPr>
+        <w:pStyle w:val="ListParagraph"/>
+        <w:numPr>
+          <w:ilvl w:val="0"/>
+          <w:numId w:val="2"/>
+        </w:numPr>
+      </w:pPr>
+      <w:r>
+        <w:t>Mesure de l'empreinte carbone par page ou action, pour orienter des choix techniques plus sobres (méthodologie à définir, ex. poids des pages × intensité carbone du réseau)</w:t>
+      </w:r>
+    </w:p>
+    <w:p>
+      <w:pPr>
+        <w:pStyle w:val="ListParagraph"/>
+        <w:numPr>
+          <w:ilvl w:val="0"/>
+          <w:numId w:val="2"/>
+        </w:numPr>
+      </w:pPr>
+      <w:r>
+        <w:t>Ingestion de vrais logs serveur (applicatifs, accès), à la manière d'un outil comme Loki : explicitement écarté pour l'instant — nécessiterait un agent ou une intégration côté serveur du client, une compétence technique que la cible PME n'a généralement pas, et une gestion de volumétrie conséquente. À reconsidérer uniquement si la demande émerge du segment "Startups et jeunes PME tech".</w:t>
       </w:r>
     </w:p>
     <w:p>
